--- a/zaini_case_audit_output/outputs/word/documents/095_مرفق رقم 5 ـ مذكرة جوابية من مكتب المحامي ابو راشد في الدعوى رقم 4717 بتاريخ 06-.docx
+++ b/zaini_case_audit_output/outputs/word/documents/095_مرفق رقم 5 ـ مذكرة جوابية من مكتب المحامي ابو راشد في الدعوى رقم 4717 بتاريخ 06-.docx
@@ -51,6 +51,20 @@
           <w:i/>
         </w:rPr>
         <w:t>[مخرج آلي / Script Output - سماوي]  [مخرج آلي يحتاج مراجعة بشرية - وردي]</w:t>
+      </w:r>
+    </w:p>
+    <w:p>
+      <w:pPr>
+        <w:jc w:val="right"/>
+        <w:bidi/>
+      </w:pPr>
+      <w:r>
+        <w:rPr>
+          <w:b w:val="0"/>
+          <w:i/>
+          <w:color w:val="C00000"/>
+        </w:rPr>
+        <w:t>[نص ممسوح OCR صُحِّح ترتيبه آلياً — قد يحتوي أخطاء طفيفة]</w:t>
       </w:r>
     </w:p>
     <w:p/>
@@ -740,7 +754,7 @@
           <w:b w:val="0"/>
           <w:i w:val="0"/>
         </w:rPr>
-        <w:t>عفوا يوجد طلب مسبق تحت الإجراء</w:t>
+        <w:t>ءارجإلا تحت قبسم بلط دجوي اوفع</w:t>
       </w:r>
     </w:p>
     <w:p>

--- a/zaini_case_audit_output/outputs/word/documents/095_مرفق رقم 5 ـ مذكرة جوابية من مكتب المحامي ابو راشد في الدعوى رقم 4717 بتاريخ 06-.docx
+++ b/zaini_case_audit_output/outputs/word/documents/095_مرفق رقم 5 ـ مذكرة جوابية من مكتب المحامي ابو راشد في الدعوى رقم 4717 بتاريخ 06-.docx
@@ -78,7 +78,7 @@
           <w:b w:val="0"/>
           <w:i w:val="0"/>
         </w:rPr>
-        <w:t>مكتب المحامي خالد سامي أبو راشد</w:t>
+        <w:t>دشار وبأ يماس دلاخ يماحملا بتكم</w:t>
       </w:r>
     </w:p>
     <w:p>
@@ -104,7 +104,7 @@
           <w:b w:val="0"/>
           <w:i w:val="0"/>
         </w:rPr>
-        <w:t>الرقم الضريبي ٣١٠٠٤١٤٩٩٤٠٠٠٠٣</w:t>
+        <w:t>٣١٠٠٤١٤٩٩٤٠٠٠٠٣ يبيرضلا مقرلا</w:t>
       </w:r>
     </w:p>
     <w:p>
@@ -117,7 +117,7 @@
           <w:b w:val="0"/>
           <w:i w:val="0"/>
         </w:rPr>
-        <w:t>سامة ابودان</w:t>
+        <w:t>نادوبا ةماس</w:t>
       </w:r>
     </w:p>
     <w:p>
@@ -221,7 +221,7 @@
           <w:b w:val="0"/>
           <w:i w:val="0"/>
         </w:rPr>
-        <w:t>سعادة الأستاذ / أحمد بن أسامة زيني - المدير العام (الدعاوى الشخصية)</w:t>
+        <w:t>(ةيصخشلا ىواعدلا) ماعلا ريدملا - ينيز ةماسأ نب دمحأ / ذاتسألا ةداعس</w:t>
       </w:r>
     </w:p>
     <w:p>
@@ -234,7 +234,7 @@
           <w:b w:val="0"/>
           <w:i w:val="0"/>
         </w:rPr>
-        <w:t>.. صورة لسعادة المستشار القانوني الأستاذ / طاهر خير الدين – مدير الإدارة القانونية .. صورة لسعادة الأستاذ / أنور باحميشان - مساعد المدير للشؤون القانونية</w:t>
+        <w:t>ةينوناقلا نوؤشلل ريدملا دعاسم - ناشيمحاب رونأ / ذاتسألا ةداعسل ةروص .. ةينوناقلا ةرادإلا ريدم – نيدلا ريخ رهاط / ذاتسألا ينوناقلا راشتسملا ةداعسل ةروص ..</w:t>
       </w:r>
     </w:p>
     <w:p>
@@ -299,7 +299,7 @@
           <w:b w:val="0"/>
           <w:i w:val="0"/>
         </w:rPr>
-        <w:t>الموافق</w:t>
+        <w:t>قفاوملا</w:t>
       </w:r>
     </w:p>
     <w:p>
@@ -390,7 +390,7 @@
           <w:b w:val="0"/>
           <w:i w:val="0"/>
         </w:rPr>
-        <w:t>إشارة إلى الموضوع أعلاه ، ونظراً لعدم تمكننا من تقديم المذكرة عبر نظام ناجز وذلك لظهور رسالة خطأ تفيد بأنه يوجد طلب مسبق تحت الاجراء كما هو موضح بالأشعار ( مرفق صورته ( عليه تم إرسال المذكرة الجوابية عبر البريد الالكتروني للدائرة التجارية الأولى بالمحكمة التجارية بجدة ، لذا نأمل التكرم بالعلم والإحاطة .</w:t>
+        <w:t>. ةطاحإلاو ملعلاب مركتلا لمأن اذل ، ةدجب ةيراجتلا ةمكحملاب ىلوألا ةيراجتلا ةرئادلل ينورتكلالا ديربلا ربع ةيباوجلا ةركذملا لاسرإ مت هيلع ) هتروص قفرم ) راعشألاب حضوم وه امك ءارجالا تحت قبسم بلط دجوي هنأب ديفت أطخ ةلاسر روهظل كلذو زجان ماظن ربع ةركذملا ميدقت نم اننكمت مدعل ًارظنو ، هالعأ عوضوملا ىلإ ةراشإ</w:t>
       </w:r>
     </w:p>
     <w:p>
@@ -442,7 +442,7 @@
           <w:b w:val="0"/>
           <w:i w:val="0"/>
         </w:rPr>
-        <w:t>المحامي</w:t>
+        <w:t>يماحملا</w:t>
       </w:r>
     </w:p>
     <w:p>
@@ -455,7 +455,7 @@
           <w:b w:val="0"/>
           <w:i w:val="0"/>
         </w:rPr>
-        <w:t>خالد</w:t>
+        <w:t>دلاخ</w:t>
       </w:r>
     </w:p>
     <w:p>
@@ -468,7 +468,7 @@
           <w:b w:val="0"/>
           <w:i w:val="0"/>
         </w:rPr>
-        <w:t>امي أبو راشـ</w:t>
+        <w:t>ـشار وبأ يما</w:t>
       </w:r>
     </w:p>
     <w:p>
@@ -481,7 +481,7 @@
           <w:b w:val="0"/>
           <w:i w:val="0"/>
         </w:rPr>
-        <w:t>عضو معهد المحكمين الدوليين بلندن - مُحكم معتمد لدى مركز التحكيم لدول مجلس التعاون الخليجي محكم معتمد لدى وزارة العدل السعودية - أستاذ متعاون بجامعة الملك عبد العزيز (سابقاً)</w:t>
+        <w:t>(ًاقباس) زيزعلا دبع كلملا ةعماجب نواعتم ذاتسأ - ةيدوعسلا لدعلا ةرازو ىدل دمتعم مكحم يجيلخلا نواعتلا سلجم لودل ميكحتلا زكرم ىدل دمتعم مكحُم - ندنلب نييلودلا نيمكحملا دهعم وضع</w:t>
       </w:r>
     </w:p>
     <w:p>
@@ -494,7 +494,7 @@
           <w:b w:val="0"/>
           <w:i w:val="0"/>
         </w:rPr>
-        <w:t>المملكة العربية السعودية - جدة - شارع صفية بنت عبد المطلب - هاتف: ١٦٥٥٤٧٧٧ / ٦٥٥٠٣٠٣ - فاكس : ٦٥٥۰۷۰۷ - ص.ب ٤٠٥٩٨ جدة ٢١٥١١</w:t>
+        <w:t>٢١٥١١ ةدج ٤٠٥٩٨ ب.ص - ۷۰۷۰٦٥٥ : سكاف - ٦٥٥٠٣٠٣ / ١٦٥٥٤٧٧٧ :فتاه - بلطملا دبع تنب ةيفص عراش - ةدج - ةيدوعسلا ةيبرعلا ةكلمملا</w:t>
       </w:r>
     </w:p>
     <w:p>
@@ -572,7 +572,7 @@
           <w:b w:val="0"/>
           <w:i w:val="0"/>
         </w:rPr>
-        <w:t>جميع الخدمات الإلكترونية دليل المرخصين</w:t>
+        <w:t>نيصخرملا ليلد ةينورتكلإلا تامدخلا عيمج</w:t>
       </w:r>
     </w:p>
     <w:p>
@@ -585,7 +585,7 @@
           <w:b w:val="0"/>
           <w:i w:val="0"/>
         </w:rPr>
-        <w:t>تفاصيل القضية رقم 42824717 . قيد النظر</w:t>
+        <w:t>رظنلا ديق . 42824717 مقر ةيضقلا ليصافت</w:t>
       </w:r>
     </w:p>
     <w:p>
@@ -637,7 +637,7 @@
           <w:b w:val="0"/>
           <w:i w:val="0"/>
         </w:rPr>
-        <w:t>محامی</w:t>
+        <w:t>یماحم</w:t>
       </w:r>
     </w:p>
     <w:p>
@@ -650,7 +650,7 @@
           <w:b w:val="0"/>
           <w:i w:val="0"/>
         </w:rPr>
-        <w:t>نوع القضية الشركات النظامية</w:t>
+        <w:t>ةيماظنلا تاكرشلا ةيضقلا عون</w:t>
       </w:r>
     </w:p>
     <w:p>
@@ -702,7 +702,7 @@
           <w:b w:val="0"/>
           <w:i w:val="0"/>
         </w:rPr>
-        <w:t>الدائرة التجارية الدولي</w:t>
+        <w:t>يلودلا ةيراجتلا ةرئادلا</w:t>
       </w:r>
     </w:p>
     <w:p>
@@ -715,7 +715,7 @@
           <w:b w:val="0"/>
           <w:i w:val="0"/>
         </w:rPr>
-        <w:t>الطلبات على القضية</w:t>
+        <w:t>ةيضقلا ىلع تابلطلا</w:t>
       </w:r>
     </w:p>
     <w:p>
@@ -728,7 +728,7 @@
           <w:b w:val="0"/>
           <w:i w:val="0"/>
         </w:rPr>
-        <w:t>طلب وقف السير في الدي.</w:t>
+        <w:t>.يدلا يف ريسلا فقو بلط</w:t>
       </w:r>
     </w:p>
     <w:p>
@@ -780,7 +780,7 @@
           <w:b w:val="0"/>
           <w:i w:val="0"/>
         </w:rPr>
-        <w:t>اسم الطلب</w:t>
+        <w:t>بلطلا مسا</w:t>
       </w:r>
     </w:p>
     <w:p>
@@ -871,7 +871,7 @@
           <w:b w:val="0"/>
           <w:i w:val="0"/>
         </w:rPr>
-        <w:t>طلب إقرار القناعة بالحكم</w:t>
+        <w:t>مكحلاب ةعانقلا رارقإ بلط</w:t>
       </w:r>
     </w:p>
     <w:p>
@@ -884,7 +884,7 @@
           <w:b w:val="0"/>
           <w:i w:val="0"/>
         </w:rPr>
-        <w:t>طلب إحالة للعفو</w:t>
+        <w:t>وفعلل ةلاحإ بلط</w:t>
       </w:r>
     </w:p>
     <w:p>
@@ -897,7 +897,7 @@
           <w:b w:val="0"/>
           <w:i w:val="0"/>
         </w:rPr>
-        <w:t>طلب إعادة المضبوطات</w:t>
+        <w:t>تاطوبضملا ةداعإ بلط</w:t>
       </w:r>
     </w:p>
     <w:p>
@@ -949,7 +949,7 @@
           <w:b w:val="0"/>
           <w:i w:val="0"/>
         </w:rPr>
-        <w:t>المذكرات المقدمة على القضية</w:t>
+        <w:t>ةيضقلا ىلع ةمدقملا تاركذملا</w:t>
       </w:r>
     </w:p>
     <w:p>
@@ -975,7 +975,7 @@
           <w:b w:val="0"/>
           <w:i w:val="0"/>
         </w:rPr>
-        <w:t>الإجراء</w:t>
+        <w:t>ءارجإلا</w:t>
       </w:r>
     </w:p>
     <w:p>
@@ -1066,7 +1066,7 @@
           <w:b w:val="0"/>
           <w:i w:val="0"/>
         </w:rPr>
-        <w:t>الإجراء</w:t>
+        <w:t>ءارجإلا</w:t>
       </w:r>
     </w:p>
     <w:sectPr>

--- a/zaini_case_audit_output/outputs/word/documents/095_مرفق رقم 5 ـ مذكرة جوابية من مكتب المحامي ابو راشد في الدعوى رقم 4717 بتاريخ 06-.docx
+++ b/zaini_case_audit_output/outputs/word/documents/095_مرفق رقم 5 ـ مذكرة جوابية من مكتب المحامي ابو راشد في الدعوى رقم 4717 بتاريخ 06-.docx
@@ -70,40 +70,37 @@
     <w:p/>
     <w:p>
       <w:pPr>
+        <w:pStyle w:val="Heading2"/>
         <w:jc w:val="right"/>
         <w:bidi/>
       </w:pPr>
       <w:r>
-        <w:rPr>
-          <w:b w:val="0"/>
-          <w:i w:val="0"/>
-        </w:rPr>
+        <w:t>[نص الضبط / الحكم — المتن الفعلي] ===</w:t>
+        <w:br/>
         <w:t>دشار وبأ يماس دلاخ يماحملا بتكم</w:t>
       </w:r>
     </w:p>
     <w:p>
       <w:pPr>
+        <w:pStyle w:val="Heading2"/>
         <w:jc w:val="right"/>
         <w:bidi/>
       </w:pPr>
       <w:r>
-        <w:rPr>
-          <w:b w:val="0"/>
-          <w:i w:val="0"/>
-        </w:rPr>
+        <w:t>[ترويسة / كليشة وزارة العدل — معلومات رسمية متكررة] ===</w:t>
+        <w:br/>
         <w:t>للإستشارات القانونية والمحاماة ترخيص رقم (٢٣/١٤٠) وزارة العدل</w:t>
       </w:r>
     </w:p>
     <w:p>
       <w:pPr>
+        <w:pStyle w:val="Heading2"/>
         <w:jc w:val="right"/>
         <w:bidi/>
       </w:pPr>
       <w:r>
-        <w:rPr>
-          <w:b w:val="0"/>
-          <w:i w:val="0"/>
-        </w:rPr>
+        <w:t>[نص الضبط / الحكم — المتن الفعلي] ===</w:t>
+        <w:br/>
         <w:t>٣١٠٠٤١٤٩٩٤٠٠٠٠٣ يبيرضلا مقرلا</w:t>
       </w:r>
     </w:p>
@@ -512,27 +509,25 @@
     </w:p>
     <w:p>
       <w:pPr>
+        <w:pStyle w:val="Heading2"/>
         <w:jc w:val="right"/>
         <w:bidi/>
       </w:pPr>
       <w:r>
-        <w:rPr>
-          <w:b w:val="0"/>
-          <w:i w:val="0"/>
-        </w:rPr>
+        <w:t>[ترويسة / كليشة وزارة العدل — معلومات رسمية متكررة] ===</w:t>
+        <w:br/>
         <w:t>E-mail: info@aburashed.org - www.aburashed.org</w:t>
       </w:r>
     </w:p>
     <w:p>
       <w:pPr>
+        <w:pStyle w:val="Heading2"/>
         <w:jc w:val="right"/>
         <w:bidi/>
       </w:pPr>
       <w:r>
-        <w:rPr>
-          <w:b w:val="0"/>
-          <w:i w:val="0"/>
-        </w:rPr>
+        <w:t>[نص الضبط / الحكم — المتن الفعلي] ===</w:t>
+        <w:br/>
         <w:t>تاجر</w:t>
       </w:r>
     </w:p>
@@ -616,27 +611,25 @@
     </w:p>
     <w:p>
       <w:pPr>
+        <w:pStyle w:val="Heading2"/>
         <w:jc w:val="right"/>
         <w:bidi/>
       </w:pPr>
       <w:r>
-        <w:rPr>
-          <w:b w:val="0"/>
-          <w:i w:val="0"/>
-        </w:rPr>
+        <w:t>[بيانات الأطراف: المدعي / المدعى عليه / الحاضرون] ===</w:t>
+        <w:br/>
         <w:t>الصفة</w:t>
       </w:r>
     </w:p>
     <w:p>
       <w:pPr>
+        <w:pStyle w:val="Heading2"/>
         <w:jc w:val="right"/>
         <w:bidi/>
       </w:pPr>
       <w:r>
-        <w:rPr>
-          <w:b w:val="0"/>
-          <w:i w:val="0"/>
-        </w:rPr>
+        <w:t>[نص الضبط / الحكم — المتن الفعلي] ===</w:t>
+        <w:br/>
         <w:t>یماحم</w:t>
       </w:r>
     </w:p>
@@ -954,40 +947,37 @@
     </w:p>
     <w:p>
       <w:pPr>
+        <w:pStyle w:val="Heading2"/>
         <w:jc w:val="right"/>
         <w:bidi/>
       </w:pPr>
       <w:r>
-        <w:rPr>
-          <w:b w:val="0"/>
-          <w:i w:val="0"/>
-        </w:rPr>
+        <w:t>[بيانات الأطراف: المدعي / المدعى عليه / الحاضرون] ===</w:t>
+        <w:br/>
         <w:t>مذكرات المدعي</w:t>
       </w:r>
     </w:p>
     <w:p>
       <w:pPr>
+        <w:pStyle w:val="Heading2"/>
         <w:jc w:val="right"/>
         <w:bidi/>
       </w:pPr>
       <w:r>
-        <w:rPr>
-          <w:b w:val="0"/>
-          <w:i w:val="0"/>
-        </w:rPr>
+        <w:t>[نص الضبط / الحكم — المتن الفعلي] ===</w:t>
+        <w:br/>
         <w:t>ءارجإلا</w:t>
       </w:r>
     </w:p>
     <w:p>
       <w:pPr>
+        <w:pStyle w:val="Heading2"/>
         <w:jc w:val="right"/>
         <w:bidi/>
       </w:pPr>
       <w:r>
-        <w:rPr>
-          <w:b w:val="0"/>
-          <w:i w:val="0"/>
-        </w:rPr>
+        <w:t>[بيانات الأطراف: المدعي / المدعى عليه / الحاضرون] ===</w:t>
+        <w:br/>
         <w:t>الاسم</w:t>
       </w:r>
     </w:p>
@@ -1006,27 +996,25 @@
     </w:p>
     <w:p>
       <w:pPr>
+        <w:pStyle w:val="Heading2"/>
         <w:jc w:val="right"/>
         <w:bidi/>
       </w:pPr>
       <w:r>
-        <w:rPr>
-          <w:b w:val="0"/>
-          <w:i w:val="0"/>
-        </w:rPr>
+        <w:t>[نص الضبط / الحكم — المتن الفعلي] ===</w:t>
+        <w:br/>
         <w:t>تاريخ إيداع المذكرة</w:t>
       </w:r>
     </w:p>
     <w:p>
       <w:pPr>
+        <w:pStyle w:val="Heading2"/>
         <w:jc w:val="right"/>
         <w:bidi/>
       </w:pPr>
       <w:r>
-        <w:rPr>
-          <w:b w:val="0"/>
-          <w:i w:val="0"/>
-        </w:rPr>
+        <w:t>[بيانات الأطراف: المدعي / المدعى عليه / الحاضرون] ===</w:t>
+        <w:br/>
         <w:t>مذكرات المدعى عليه</w:t>
       </w:r>
     </w:p>
@@ -1045,14 +1033,13 @@
     </w:p>
     <w:p>
       <w:pPr>
+        <w:pStyle w:val="Heading2"/>
         <w:jc w:val="right"/>
         <w:bidi/>
       </w:pPr>
       <w:r>
-        <w:rPr>
-          <w:b w:val="0"/>
-          <w:i w:val="0"/>
-        </w:rPr>
+        <w:t>[نص الضبط / الحكم — المتن الفعلي] ===</w:t>
+        <w:br/>
         <w:t>تاريخ إيداع المذكرة</w:t>
       </w:r>
     </w:p>

--- a/zaini_case_audit_output/outputs/word/documents/095_مرفق رقم 5 ـ مذكرة جوابية من مكتب المحامي ابو راشد في الدعوى رقم 4717 بتاريخ 06-.docx
+++ b/zaini_case_audit_output/outputs/word/documents/095_مرفق رقم 5 ـ مذكرة جوابية من مكتب المحامي ابو راشد في الدعوى رقم 4717 بتاريخ 06-.docx
@@ -483,27 +483,25 @@
     </w:p>
     <w:p>
       <w:pPr>
+        <w:pStyle w:val="Heading2"/>
         <w:jc w:val="right"/>
         <w:bidi/>
       </w:pPr>
       <w:r>
-        <w:rPr>
-          <w:b w:val="0"/>
-          <w:i w:val="0"/>
-        </w:rPr>
-        <w:t>٢١٥١١ ةدج ٤٠٥٩٨ ب.ص - ۷۰۷۰٦٥٥ : سكاف - ٦٥٥٠٣٠٣ / ١٦٥٥٤٧٧٧ :فتاه - بلطملا دبع تنب ةيفص عراش - ةدج - ةيدوعسلا ةيبرعلا ةكلمملا</w:t>
+        <w:t>[ترويسة / كليشة وزارة العدل — معلومات رسمية متكررة] ===</w:t>
+        <w:br/>
+        <w:t>المملكة العربية السعودية - جدة - شارع صفية بنت عبد المطلب - هاتف: ١٦٥٥٤٧٧٧ / ٦٥٥٠٣٠٣ - فاكس : ٦٥٥۰۷۰۷ - ص.ب ٤٠٥٩٨ جدة ٢١٥١١</w:t>
       </w:r>
     </w:p>
     <w:p>
       <w:pPr>
+        <w:pStyle w:val="Heading2"/>
         <w:jc w:val="right"/>
         <w:bidi/>
       </w:pPr>
       <w:r>
-        <w:rPr>
-          <w:b w:val="0"/>
-          <w:i w:val="0"/>
-        </w:rPr>
+        <w:t>[نص الضبط / الحكم — المتن الفعلي] ===</w:t>
+        <w:br/>
         <w:t>K.S.A - Jeddah, Safia Bint Abdulmutalib Street - Tel.: 6554777 / 6550303 - Fax: 6550707 - P.O.Box: 40598 Jeddah 21511</w:t>
       </w:r>
     </w:p>
@@ -580,7 +578,7 @@
           <w:b w:val="0"/>
           <w:i w:val="0"/>
         </w:rPr>
-        <w:t>رظنلا ديق . 42824717 مقر ةيضقلا ليصافت</w:t>
+        <w:t>تفاصيل القضية رقم 42824717 . قيد النظر</w:t>
       </w:r>
     </w:p>
     <w:p>
@@ -708,7 +706,7 @@
           <w:b w:val="0"/>
           <w:i w:val="0"/>
         </w:rPr>
-        <w:t>ةيضقلا ىلع تابلطلا</w:t>
+        <w:t>الطلبات على القضية</w:t>
       </w:r>
     </w:p>
     <w:p>
@@ -942,7 +940,7 @@
           <w:b w:val="0"/>
           <w:i w:val="0"/>
         </w:rPr>
-        <w:t>ةيضقلا ىلع ةمدقملا تاركذملا</w:t>
+        <w:t>المذكرات المقدمة على القضية</w:t>
       </w:r>
     </w:p>
     <w:p>

--- a/zaini_case_audit_output/outputs/word/documents/095_مرفق رقم 5 ـ مذكرة جوابية من مكتب المحامي ابو راشد في الدعوى رقم 4717 بتاريخ 06-.docx
+++ b/zaini_case_audit_output/outputs/word/documents/095_مرفق رقم 5 ـ مذكرة جوابية من مكتب المحامي ابو راشد في الدعوى رقم 4717 بتاريخ 06-.docx
@@ -75,7 +75,7 @@
         <w:bidi/>
       </w:pPr>
       <w:r>
-        <w:t>[نص الضبط / الحكم — المتن الفعلي] ===</w:t>
+        <w:t>[المتن الفعلي: الوقائع / الأسباب / المنطوق] ===</w:t>
         <w:br/>
         <w:t>دشار وبأ يماس دلاخ يماحملا بتكم</w:t>
       </w:r>
@@ -87,7 +87,7 @@
         <w:bidi/>
       </w:pPr>
       <w:r>
-        <w:t>[ترويسة / كليشة وزارة العدل — معلومات رسمية متكررة] ===</w:t>
+        <w:t>[ترويسة / كليشة رسمية — معلومات متكررة] ===</w:t>
         <w:br/>
         <w:t>للإستشارات القانونية والمحاماة ترخيص رقم (٢٣/١٤٠) وزارة العدل</w:t>
       </w:r>
@@ -99,7 +99,7 @@
         <w:bidi/>
       </w:pPr>
       <w:r>
-        <w:t>[نص الضبط / الحكم — المتن الفعلي] ===</w:t>
+        <w:t>[المتن الفعلي: الوقائع / الأسباب / المنطوق] ===</w:t>
         <w:br/>
         <w:t>٣١٠٠٤١٤٩٩٤٠٠٠٠٣ يبيرضلا مقرلا</w:t>
       </w:r>
@@ -314,14 +314,13 @@
     </w:p>
     <w:p>
       <w:pPr>
+        <w:pStyle w:val="Heading2"/>
         <w:jc w:val="right"/>
         <w:bidi/>
       </w:pPr>
       <w:r>
-        <w:rPr>
-          <w:b w:val="0"/>
-          <w:i w:val="0"/>
-        </w:rPr>
+        <w:t>[المُرسَل إليه / المخاطَب والتحية] ===</w:t>
+        <w:br/>
         <w:t>حفظه الله</w:t>
       </w:r>
     </w:p>
@@ -353,14 +352,13 @@
     </w:p>
     <w:p>
       <w:pPr>
+        <w:pStyle w:val="Heading2"/>
         <w:jc w:val="right"/>
         <w:bidi/>
       </w:pPr>
       <w:r>
-        <w:rPr>
-          <w:b w:val="0"/>
-          <w:i w:val="0"/>
-        </w:rPr>
+        <w:t>[المتن الفعلي: الوقائع / الأسباب / المنطوق] ===</w:t>
+        <w:br/>
         <w:t>الموضوع : تقديم مذكرتنا الجوابية بشأن الدعوى المقامة من قبل المدعي / عدنان أحمد عباس زيني</w:t>
       </w:r>
     </w:p>
@@ -488,7 +486,7 @@
         <w:bidi/>
       </w:pPr>
       <w:r>
-        <w:t>[ترويسة / كليشة وزارة العدل — معلومات رسمية متكررة] ===</w:t>
+        <w:t>[ترويسة / كليشة رسمية — معلومات متكررة] ===</w:t>
         <w:br/>
         <w:t>المملكة العربية السعودية - جدة - شارع صفية بنت عبد المطلب - هاتف: ١٦٥٥٤٧٧٧ / ٦٥٥٠٣٠٣ - فاكس : ٦٥٥۰۷۰۷ - ص.ب ٤٠٥٩٨ جدة ٢١٥١١</w:t>
       </w:r>
@@ -500,7 +498,7 @@
         <w:bidi/>
       </w:pPr>
       <w:r>
-        <w:t>[نص الضبط / الحكم — المتن الفعلي] ===</w:t>
+        <w:t>[المتن الفعلي: الوقائع / الأسباب / المنطوق] ===</w:t>
         <w:br/>
         <w:t>K.S.A - Jeddah, Safia Bint Abdulmutalib Street - Tel.: 6554777 / 6550303 - Fax: 6550707 - P.O.Box: 40598 Jeddah 21511</w:t>
       </w:r>
@@ -512,7 +510,7 @@
         <w:bidi/>
       </w:pPr>
       <w:r>
-        <w:t>[ترويسة / كليشة وزارة العدل — معلومات رسمية متكررة] ===</w:t>
+        <w:t>[ترويسة / كليشة رسمية — معلومات متكررة] ===</w:t>
         <w:br/>
         <w:t>E-mail: info@aburashed.org - www.aburashed.org</w:t>
       </w:r>
@@ -524,7 +522,7 @@
         <w:bidi/>
       </w:pPr>
       <w:r>
-        <w:t>[نص الضبط / الحكم — المتن الفعلي] ===</w:t>
+        <w:t>[المتن الفعلي: الوقائع / الأسباب / المنطوق] ===</w:t>
         <w:br/>
         <w:t>تاجر</w:t>
       </w:r>
@@ -626,7 +624,7 @@
         <w:bidi/>
       </w:pPr>
       <w:r>
-        <w:t>[نص الضبط / الحكم — المتن الفعلي] ===</w:t>
+        <w:t>[المتن الفعلي: الوقائع / الأسباب / المنطوق] ===</w:t>
         <w:br/>
         <w:t>یماحم</w:t>
       </w:r>
@@ -693,32 +691,30 @@
           <w:b w:val="0"/>
           <w:i w:val="0"/>
         </w:rPr>
-        <w:t>يلودلا ةيراجتلا ةرئادلا</w:t>
+        <w:t>الدائرة التجارية الدولي</w:t>
       </w:r>
     </w:p>
     <w:p>
       <w:pPr>
+        <w:pStyle w:val="Heading2"/>
         <w:jc w:val="right"/>
         <w:bidi/>
       </w:pPr>
       <w:r>
-        <w:rPr>
-          <w:b w:val="0"/>
-          <w:i w:val="0"/>
-        </w:rPr>
+        <w:t>[الطلبات / المرفقات] ===</w:t>
+        <w:br/>
         <w:t>الطلبات على القضية</w:t>
       </w:r>
     </w:p>
     <w:p>
       <w:pPr>
+        <w:pStyle w:val="Heading2"/>
         <w:jc w:val="right"/>
         <w:bidi/>
       </w:pPr>
       <w:r>
-        <w:rPr>
-          <w:b w:val="0"/>
-          <w:i w:val="0"/>
-        </w:rPr>
+        <w:t>[المتن الفعلي: الوقائع / الأسباب / المنطوق] ===</w:t>
+        <w:br/>
         <w:t>.يدلا يف ريسلا فقو بلط</w:t>
       </w:r>
     </w:p>
@@ -962,7 +958,7 @@
         <w:bidi/>
       </w:pPr>
       <w:r>
-        <w:t>[نص الضبط / الحكم — المتن الفعلي] ===</w:t>
+        <w:t>[المتن الفعلي: الوقائع / الأسباب / المنطوق] ===</w:t>
         <w:br/>
         <w:t>ءارجإلا</w:t>
       </w:r>
@@ -999,7 +995,7 @@
         <w:bidi/>
       </w:pPr>
       <w:r>
-        <w:t>[نص الضبط / الحكم — المتن الفعلي] ===</w:t>
+        <w:t>[المتن الفعلي: الوقائع / الأسباب / المنطوق] ===</w:t>
         <w:br/>
         <w:t>تاريخ إيداع المذكرة</w:t>
       </w:r>
@@ -1036,7 +1032,7 @@
         <w:bidi/>
       </w:pPr>
       <w:r>
-        <w:t>[نص الضبط / الحكم — المتن الفعلي] ===</w:t>
+        <w:t>[المتن الفعلي: الوقائع / الأسباب / المنطوق] ===</w:t>
         <w:br/>
         <w:t>تاريخ إيداع المذكرة</w:t>
       </w:r>

--- a/zaini_case_audit_output/outputs/word/documents/095_مرفق رقم 5 ـ مذكرة جوابية من مكتب المحامي ابو راشد في الدعوى رقم 4717 بتاريخ 06-.docx
+++ b/zaini_case_audit_output/outputs/word/documents/095_مرفق رقم 5 ـ مذكرة جوابية من مكتب المحامي ابو راشد في الدعوى رقم 4717 بتاريخ 06-.docx
@@ -77,7 +77,7 @@
       <w:r>
         <w:t>[المتن الفعلي: الوقائع / الأسباب / المنطوق] ===</w:t>
         <w:br/>
-        <w:t>دشار وبأ يماس دلاخ يماحملا بتكم</w:t>
+        <w:t>مكتب المحامي خالد سامي أبو راشد</w:t>
       </w:r>
     </w:p>
     <w:p>
@@ -101,7 +101,7 @@
       <w:r>
         <w:t>[المتن الفعلي: الوقائع / الأسباب / المنطوق] ===</w:t>
         <w:br/>
-        <w:t>٣١٠٠٤١٤٩٩٤٠٠٠٠٣ يبيرضلا مقرلا</w:t>
+        <w:t>الرقم الضريبي ٣١٠٠٤١٤٩٩٤٠٠٠٠٣</w:t>
       </w:r>
     </w:p>
     <w:p>
@@ -114,7 +114,7 @@
           <w:b w:val="0"/>
           <w:i w:val="0"/>
         </w:rPr>
-        <w:t>نادوبا ةماس</w:t>
+        <w:t>سامة ابودان</w:t>
       </w:r>
     </w:p>
     <w:p>
@@ -218,7 +218,7 @@
           <w:b w:val="0"/>
           <w:i w:val="0"/>
         </w:rPr>
-        <w:t>(ةيصخشلا ىواعدلا) ماعلا ريدملا - ينيز ةماسأ نب دمحأ / ذاتسألا ةداعس</w:t>
+        <w:t>سعادة الأستاذ / أحمد بن أسامة زيني - المدير العام (الدعاوى الشخصية)</w:t>
       </w:r>
     </w:p>
     <w:p>
@@ -231,7 +231,7 @@
           <w:b w:val="0"/>
           <w:i w:val="0"/>
         </w:rPr>
-        <w:t>ةينوناقلا نوؤشلل ريدملا دعاسم - ناشيمحاب رونأ / ذاتسألا ةداعسل ةروص .. ةينوناقلا ةرادإلا ريدم – نيدلا ريخ رهاط / ذاتسألا ينوناقلا راشتسملا ةداعسل ةروص ..</w:t>
+        <w:t>.. صورة لسعادة المستشار القانوني الأستاذ / طاهر خير الدين – مدير الإدارة القانونية .. صورة لسعادة الأستاذ / أنور باحميشان - مساعد المدير للشؤون القانونية</w:t>
       </w:r>
     </w:p>
     <w:p>
@@ -296,7 +296,7 @@
           <w:b w:val="0"/>
           <w:i w:val="0"/>
         </w:rPr>
-        <w:t>قفاوملا</w:t>
+        <w:t>الموافق</w:t>
       </w:r>
     </w:p>
     <w:p>
@@ -385,7 +385,7 @@
           <w:b w:val="0"/>
           <w:i w:val="0"/>
         </w:rPr>
-        <w:t>. ةطاحإلاو ملعلاب مركتلا لمأن اذل ، ةدجب ةيراجتلا ةمكحملاب ىلوألا ةيراجتلا ةرئادلل ينورتكلالا ديربلا ربع ةيباوجلا ةركذملا لاسرإ مت هيلع ) هتروص قفرم ) راعشألاب حضوم وه امك ءارجالا تحت قبسم بلط دجوي هنأب ديفت أطخ ةلاسر روهظل كلذو زجان ماظن ربع ةركذملا ميدقت نم اننكمت مدعل ًارظنو ، هالعأ عوضوملا ىلإ ةراشإ</w:t>
+        <w:t>إشارة إلى الموضوع أعلاه ، ونظراً لعدم تمكننا من تقديم المذكرة عبر نظام ناجز وذلك لظهور رسالة خطأ تفيد بأنه يوجد طلب مسبق تحت الاجراء كما هو موضح بالأشعار ( مرفق صورته ( عليه تم إرسال المذكرة الجوابية عبر البريد الالكتروني للدائرة التجارية الأولى بالمحكمة التجارية بجدة ، لذا نأمل التكرم بالعلم والإحاطة .</w:t>
       </w:r>
     </w:p>
     <w:p>
@@ -437,7 +437,7 @@
           <w:b w:val="0"/>
           <w:i w:val="0"/>
         </w:rPr>
-        <w:t>يماحملا</w:t>
+        <w:t>المحامي</w:t>
       </w:r>
     </w:p>
     <w:p>
@@ -450,7 +450,7 @@
           <w:b w:val="0"/>
           <w:i w:val="0"/>
         </w:rPr>
-        <w:t>دلاخ</w:t>
+        <w:t>خالد</w:t>
       </w:r>
     </w:p>
     <w:p>
@@ -463,7 +463,7 @@
           <w:b w:val="0"/>
           <w:i w:val="0"/>
         </w:rPr>
-        <w:t>ـشار وبأ يما</w:t>
+        <w:t>امي أبو راشـ</w:t>
       </w:r>
     </w:p>
     <w:p>
@@ -476,7 +476,7 @@
           <w:b w:val="0"/>
           <w:i w:val="0"/>
         </w:rPr>
-        <w:t>(ًاقباس) زيزعلا دبع كلملا ةعماجب نواعتم ذاتسأ - ةيدوعسلا لدعلا ةرازو ىدل دمتعم مكحم يجيلخلا نواعتلا سلجم لودل ميكحتلا زكرم ىدل دمتعم مكحُم - ندنلب نييلودلا نيمكحملا دهعم وضع</w:t>
+        <w:t>عضو معهد المحكمين الدوليين بلندن - مُحكم معتمد لدى مركز التحكيم لدول مجلس التعاون الخليجي محكم معتمد لدى وزارة العدل السعودية - أستاذ متعاون بجامعة الملك عبد العزيز (سابقاً)</w:t>
       </w:r>
     </w:p>
     <w:p>
@@ -563,7 +563,7 @@
           <w:b w:val="0"/>
           <w:i w:val="0"/>
         </w:rPr>
-        <w:t>نيصخرملا ليلد ةينورتكلإلا تامدخلا عيمج</w:t>
+        <w:t>جميع الخدمات الإلكترونية دليل المرخصين</w:t>
       </w:r>
     </w:p>
     <w:p>
@@ -626,7 +626,7 @@
       <w:r>
         <w:t>[المتن الفعلي: الوقائع / الأسباب / المنطوق] ===</w:t>
         <w:br/>
-        <w:t>یماحم</w:t>
+        <w:t>محامی</w:t>
       </w:r>
     </w:p>
     <w:p>
@@ -639,7 +639,7 @@
           <w:b w:val="0"/>
           <w:i w:val="0"/>
         </w:rPr>
-        <w:t>ةيماظنلا تاكرشلا ةيضقلا عون</w:t>
+        <w:t>نوع القضية الشركات النظامية</w:t>
       </w:r>
     </w:p>
     <w:p>
@@ -715,7 +715,7 @@
       <w:r>
         <w:t>[المتن الفعلي: الوقائع / الأسباب / المنطوق] ===</w:t>
         <w:br/>
-        <w:t>.يدلا يف ريسلا فقو بلط</w:t>
+        <w:t>طلب وقف السير في الدي.</w:t>
       </w:r>
     </w:p>
     <w:p>
@@ -759,27 +759,25 @@
     </w:p>
     <w:p>
       <w:pPr>
+        <w:pStyle w:val="Heading2"/>
         <w:jc w:val="right"/>
         <w:bidi/>
       </w:pPr>
       <w:r>
-        <w:rPr>
-          <w:b w:val="0"/>
-          <w:i w:val="0"/>
-        </w:rPr>
-        <w:t>بلطلا مسا</w:t>
+        <w:t>[بيانات الأطراف: المدعي / المدعى عليه / الحاضرون] ===</w:t>
+        <w:br/>
+        <w:t>اسم الطلب</w:t>
       </w:r>
     </w:p>
     <w:p>
       <w:pPr>
+        <w:pStyle w:val="Heading2"/>
         <w:jc w:val="right"/>
         <w:bidi/>
       </w:pPr>
       <w:r>
-        <w:rPr>
-          <w:b w:val="0"/>
-          <w:i w:val="0"/>
-        </w:rPr>
+        <w:t>[المتن الفعلي: الوقائع / الأسباب / المنطوق] ===</w:t>
+        <w:br/>
         <w:t>Q</w:t>
       </w:r>
     </w:p>
@@ -858,7 +856,7 @@
           <w:b w:val="0"/>
           <w:i w:val="0"/>
         </w:rPr>
-        <w:t>مكحلاب ةعانقلا رارقإ بلط</w:t>
+        <w:t>طلب إقرار القناعة بالحكم</w:t>
       </w:r>
     </w:p>
     <w:p>
@@ -871,7 +869,7 @@
           <w:b w:val="0"/>
           <w:i w:val="0"/>
         </w:rPr>
-        <w:t>وفعلل ةلاحإ بلط</w:t>
+        <w:t>طلب إحالة للعفو</w:t>
       </w:r>
     </w:p>
     <w:p>
@@ -884,7 +882,7 @@
           <w:b w:val="0"/>
           <w:i w:val="0"/>
         </w:rPr>
-        <w:t>تاطوبضملا ةداعإ بلط</w:t>
+        <w:t>طلب إعادة المضبوطات</w:t>
       </w:r>
     </w:p>
     <w:p>
@@ -960,7 +958,7 @@
       <w:r>
         <w:t>[المتن الفعلي: الوقائع / الأسباب / المنطوق] ===</w:t>
         <w:br/>
-        <w:t>ءارجإلا</w:t>
+        <w:t>الإجراء</w:t>
       </w:r>
     </w:p>
     <w:p>
@@ -1047,7 +1045,7 @@
           <w:b w:val="0"/>
           <w:i w:val="0"/>
         </w:rPr>
-        <w:t>ءارجإلا</w:t>
+        <w:t>الإجراء</w:t>
       </w:r>
     </w:p>
     <w:sectPr>
